--- a/reports/CY376-Blue-Team-Report.docx
+++ b/reports/CY376-Blue-Team-Report.docx
@@ -224,7 +224,7 @@
         <w:rPr>
           <w:sz w:val="22"/>
         </w:rPr>
-        <w:t>GitHub Repository: https://github.com/cy-vokyere3623-hash/blue-team-stored-procedure-audit</w:t>
+        <w:t>GitHub Repository: https://github.com/cy-vokyere3623-hash/CY376-Blue-Team-Stored-Procedure-Audit</w:t>
       </w:r>
     </w:p>
     <w:p>
